--- a/docs/04-historias-usuario/Historias_Usuario_Acelerador_Consolidacion_BPC_CM_Consulting.docx
+++ b/docs/04-historias-usuario/Historias_Usuario_Acelerador_Consolidacion_BPC_CM_Consulting.docx
@@ -312,6 +312,112 @@
           </w:p>
         </w:tc>
       </w:tr>
+      <w:tr>
+        <w:tc>
+          <w:tcPr>
+            <w:tcW w:w="1200" w:type="dxa"/>
+            <w:tcMar>
+              <w:top w:w="80" w:type="dxa"/>
+              <w:left w:w="120" w:type="dxa"/>
+              <w:bottom w:w="80" w:type="dxa"/>
+              <w:right w:w="120" w:type="dxa"/>
+            </w:tcMar>
+            <w:vAlign w:val="center"/>
+          </w:tcPr>
+          <w:p>
+            <w:pPr>
+              <w:spacing w:after="0"/>
+              <w:jc w:val="both"/>
+            </w:pPr>
+            <w:r>
+              <w:rPr>
+                <w:rFonts w:ascii="Ubuntu" w:hAnsi="Ubuntu" w:cs="Ubuntu"/>
+                <w:sz w:val="21"/>
+                <w:szCs w:val="21"/>
+              </w:rPr>
+              <w:t xml:space="preserve">1.1</w:t>
+            </w:r>
+          </w:p>
+        </w:tc>
+        <w:tc>
+          <w:tcPr>
+            <w:tcW w:w="2200" w:type="dxa"/>
+            <w:tcMar>
+              <w:top w:w="80" w:type="dxa"/>
+              <w:left w:w="120" w:type="dxa"/>
+              <w:bottom w:w="80" w:type="dxa"/>
+              <w:right w:w="120" w:type="dxa"/>
+            </w:tcMar>
+            <w:vAlign w:val="center"/>
+          </w:tcPr>
+          <w:p>
+            <w:pPr>
+              <w:spacing w:after="0"/>
+              <w:jc w:val="both"/>
+            </w:pPr>
+            <w:r>
+              <w:rPr>
+                <w:rFonts w:ascii="Ubuntu" w:hAnsi="Ubuntu" w:cs="Ubuntu"/>
+                <w:sz w:val="21"/>
+                <w:szCs w:val="21"/>
+              </w:rPr>
+              <w:t xml:space="preserve">CM Consulting</w:t>
+            </w:r>
+          </w:p>
+        </w:tc>
+        <w:tc>
+          <w:tcPr>
+            <w:tcW w:w="1500" w:type="dxa"/>
+            <w:tcMar>
+              <w:top w:w="80" w:type="dxa"/>
+              <w:left w:w="120" w:type="dxa"/>
+              <w:bottom w:w="80" w:type="dxa"/>
+              <w:right w:w="120" w:type="dxa"/>
+            </w:tcMar>
+            <w:vAlign w:val="center"/>
+          </w:tcPr>
+          <w:p>
+            <w:pPr>
+              <w:spacing w:after="0"/>
+              <w:jc w:val="both"/>
+            </w:pPr>
+            <w:r>
+              <w:rPr>
+                <w:rFonts w:ascii="Ubuntu" w:hAnsi="Ubuntu" w:cs="Ubuntu"/>
+                <w:sz w:val="21"/>
+                <w:szCs w:val="21"/>
+              </w:rPr>
+              <w:t xml:space="preserve">16-Oct-26</w:t>
+            </w:r>
+          </w:p>
+        </w:tc>
+        <w:tc>
+          <w:tcPr>
+            <w:tcW w:w="3938" w:type="dxa"/>
+            <w:tcMar>
+              <w:top w:w="80" w:type="dxa"/>
+              <w:left w:w="120" w:type="dxa"/>
+              <w:bottom w:w="80" w:type="dxa"/>
+              <w:right w:w="120" w:type="dxa"/>
+            </w:tcMar>
+            <w:vAlign w:val="center"/>
+          </w:tcPr>
+          <w:p>
+            <w:pPr>
+              <w:spacing w:after="0"/>
+              <w:jc w:val="both"/>
+            </w:pPr>
+            <w:r>
+              <w:rPr>
+                <w:rFonts w:ascii="Ubuntu" w:hAnsi="Ubuntu" w:cs="Ubuntu"/>
+                <w:sz w:val="21"/>
+                <w:szCs w:val="21"/>
+              </w:rPr>
+              <w:t xml:space="preserve">Alineada con el DAF v1.2: la arquitectura B queda fuera de la versión 1; HU-57 pasa a ser el rechazo controlado de B (2 SP en lugar de 8).</w:t>
+            </w:r>
+          </w:p>
+        </w:tc>
+      </w:tr>
     </w:tbl>
     <w:p>
       <w:pPr>
@@ -673,7 +779,7 @@
                 <w:sz w:val="21"/>
                 <w:szCs w:val="21"/>
               </w:rPr>
-              <w:t xml:space="preserve">Documento de Análisis Funcional v1.1 (16-Oct-26)</w:t>
+              <w:t xml:space="preserve">Documento de Análisis Funcional v1.2 (16-Oct-26)</w:t>
             </w:r>
           </w:p>
         </w:tc>
@@ -3747,7 +3853,7 @@
                 <w:sz w:val="21"/>
                 <w:szCs w:val="21"/>
               </w:rPr>
-              <w:t xml:space="preserve">Capacidades transversales: registro de ejecuciones, controles ASVS nivel 2, accesibilidad y certificación de la arquitectura B y de la variante BW/4HANA.</w:t>
+              <w:t xml:space="preserve">Capacidades transversales: registro de ejecuciones, controles ASVS nivel 2, accesibilidad, rechazo controlado de la arquitectura B (fuera de la versión 1) y certificación de la variante BW/4HANA.</w:t>
             </w:r>
           </w:p>
         </w:tc>
@@ -3799,7 +3905,7 @@
                 <w:sz w:val="21"/>
                 <w:szCs w:val="21"/>
               </w:rPr>
-              <w:t xml:space="preserve">29</w:t>
+              <w:t xml:space="preserve">23</w:t>
             </w:r>
           </w:p>
         </w:tc>
@@ -3825,7 +3931,7 @@
                 <w:sz w:val="21"/>
                 <w:szCs w:val="21"/>
               </w:rPr>
-              <w:t xml:space="preserve">4 / 1 / 0</w:t>
+              <w:t xml:space="preserve">5 / 0 / 0</w:t>
             </w:r>
           </w:p>
         </w:tc>
@@ -3963,7 +4069,7 @@
                 <w:sz w:val="21"/>
                 <w:szCs w:val="21"/>
               </w:rPr>
-              <w:t xml:space="preserve">333</w:t>
+              <w:t xml:space="preserve">327</w:t>
             </w:r>
           </w:p>
         </w:tc>
@@ -3991,7 +4097,7 @@
                 <w:sz w:val="21"/>
                 <w:szCs w:val="21"/>
               </w:rPr>
-              <w:t xml:space="preserve">52 / 6 / 0</w:t>
+              <w:t xml:space="preserve">53 / 5 / 0</w:t>
             </w:r>
           </w:p>
         </w:tc>
@@ -4059,7 +4165,7 @@
           <w:sz w:val="22"/>
           <w:szCs w:val="22"/>
         </w:rPr>
-        <w:t xml:space="preserve">La estimación de 333 story points equivale a unos 12 sprints de dos semanas, con una velocidad de referencia de 30 story points por sprint para un equipo de 4 a 5 personas. Es referencial y se ajusta en el Sprint Planning. La certificación de la arquitectura B (HU-57) y de la variante BW/4HANA (HU-58) depende de que existan esos ambientes.</w:t>
+        <w:t xml:space="preserve">La estimación de 327 story points equivale a unos 11 sprints de dos semanas, con una velocidad de referencia de 30 story points por sprint para un equipo de 4 a 5 personas. Es referencial y se ajusta en el Sprint Planning. La certificación de la variante BW/4HANA (HU-58) depende de que exista ese ambiente. La arquitectura B queda fuera de la versión 1; HU-57 solo la detecta y la rechaza.</w:t>
       </w:r>
     </w:p>
     <w:p>
@@ -6843,7 +6949,7 @@
           <w:sz w:val="22"/>
           <w:szCs w:val="22"/>
         </w:rPr>
-        <w:t xml:space="preserve">En la arquitectura B se reemplaza por una nota que explica por qué no aplica.</w:t>
+        <w:t xml:space="preserve">El resultado de la validación queda registrado con fecha, usuario y mensaje.</w:t>
       </w:r>
     </w:p>
     <w:p>
@@ -6868,7 +6974,7 @@
           <w:sz w:val="22"/>
           <w:szCs w:val="22"/>
         </w:rPr>
-        <w:t xml:space="preserve">El resultado de la validación queda registrado con fecha, usuario y mensaje.</w:t>
+        <w:t xml:space="preserve">Si la validación falla, se muestra el mensaje del sistema y Continuar al diagnóstico queda deshabilitado.</w:t>
       </w:r>
     </w:p>
     <w:p>
@@ -18792,7 +18898,7 @@
           <w:sz w:val="22"/>
           <w:szCs w:val="22"/>
         </w:rPr>
-        <w:t xml:space="preserve">Aplica solo a la arquitectura A; en la B el paso no aparece en UX-09.</w:t>
+        <w:t xml:space="preserve">Aplica a la arquitectura A, la única soportada en la versión 1 (RN-19).</w:t>
       </w:r>
     </w:p>
     <w:p>
@@ -19311,7 +19417,7 @@
           <w:sz w:val="22"/>
           <w:szCs w:val="22"/>
         </w:rPr>
-        <w:t xml:space="preserve">El script usa la variante de modelo estándar o embebido según la arquitectura (RN-02).</w:t>
+        <w:t xml:space="preserve">El script usa la variante de BPC modelo estándar (RN-02); la variante embebida queda fuera de la versión 1 (RN-19).</w:t>
       </w:r>
     </w:p>
     <w:p>
@@ -32826,7 +32932,7 @@
                 <w:sz w:val="21"/>
                 <w:szCs w:val="21"/>
               </w:rPr>
-              <w:t xml:space="preserve">Capacidades transversales: registro de ejecuciones, controles ASVS nivel 2, accesibilidad y certificación de la arquitectura B y de la variante BW/4HANA.</w:t>
+              <w:t xml:space="preserve">Capacidades transversales: registro de ejecuciones, controles ASVS nivel 2, accesibilidad, rechazo controlado de la arquitectura B (fuera de la versión 1) y certificación de la variante BW/4HANA.</w:t>
             </w:r>
           </w:p>
         </w:tc>
@@ -32884,7 +32990,7 @@
                 <w:sz w:val="21"/>
                 <w:szCs w:val="21"/>
               </w:rPr>
-              <w:t xml:space="preserve">5 historia(s) de usuario · 29 story points · 4 Alta / 1 Media / 0 Baja</w:t>
+              <w:t xml:space="preserve">5 historia(s) de usuario · 23 story points · 5 Alta / 0 Media / 0 Baja</w:t>
             </w:r>
           </w:p>
         </w:tc>
@@ -34508,7 +34614,7 @@
                 <w:sz w:val="21"/>
                 <w:szCs w:val="21"/>
               </w:rPr>
-              <w:t xml:space="preserve">Certificar la arquitectura B</w:t>
+              <w:t xml:space="preserve">Rechazar la arquitectura B en la versión 1</w:t>
             </w:r>
           </w:p>
         </w:tc>
@@ -34545,7 +34651,7 @@
         <w:tc>
           <w:tcPr>
             <w:tcW w:w="1700" w:type="dxa"/>
-            <w:shd w:val="clear" w:color="auto" w:fill="FFF3CD"/>
+            <w:shd w:val="clear" w:color="auto" w:fill="F8D7DA"/>
             <w:tcMar>
               <w:top w:w="80" w:type="dxa"/>
               <w:left w:w="120" w:type="dxa"/>
@@ -34565,7 +34671,7 @@
                 <w:sz w:val="21"/>
                 <w:szCs w:val="21"/>
               </w:rPr>
-              <w:t xml:space="preserve">Media</w:t>
+              <w:t xml:space="preserve">Alta</w:t>
             </w:r>
           </w:p>
         </w:tc>
@@ -34623,7 +34729,7 @@
                 <w:sz w:val="21"/>
                 <w:szCs w:val="21"/>
               </w:rPr>
-              <w:t xml:space="preserve">8</w:t>
+              <w:t xml:space="preserve">2</w:t>
             </w:r>
           </w:p>
         </w:tc>
@@ -34679,7 +34785,7 @@
                 <w:sz w:val="21"/>
                 <w:szCs w:val="21"/>
               </w:rPr>
-              <w:t xml:space="preserve">HU-29, HU-41</w:t>
+              <w:t xml:space="preserve">HU-06</w:t>
             </w:r>
           </w:p>
         </w:tc>
@@ -34738,7 +34844,7 @@
                 <w:sz w:val="21"/>
                 <w:szCs w:val="21"/>
               </w:rPr>
-              <w:t xml:space="preserve">RNF-Comp-01</w:t>
+              <w:t xml:space="preserve">RF-04 · RNF-Comp-01 · UX-02 · UX-01</w:t>
             </w:r>
           </w:p>
         </w:tc>
@@ -34794,7 +34900,7 @@
           <w:sz w:val="22"/>
           <w:szCs w:val="22"/>
         </w:rPr>
-        <w:t xml:space="preserve">ejecutar todos los RF aplicables en un ambiente de arquitectura B</w:t>
+        <w:t xml:space="preserve">que el acelerador me avise si el cliente opera la arquitectura B y no me deje configurarlo ni generar</w:t>
       </w:r>
       <w:r>
         <w:rPr>
@@ -34816,7 +34922,7 @@
           <w:sz w:val="22"/>
           <w:szCs w:val="22"/>
         </w:rPr>
-        <w:t xml:space="preserve">ofrecer el acelerador a clientes con ERP, BW y BPC integrados</w:t>
+        <w:t xml:space="preserve">no crear en el cliente objetos que la versión 1 no soporta</w:t>
       </w:r>
       <w:r>
         <w:rPr>
@@ -34868,7 +34974,7 @@
           <w:sz w:val="22"/>
           <w:szCs w:val="22"/>
         </w:rPr>
-        <w:t xml:space="preserve">Los RF aplicables a la arquitectura B se ejecutan completos en un ambiente B (RNF-Comp-01).</w:t>
+        <w:t xml:space="preserve">En la pantalla UX-02, si RF-04 detecta la arquitectura B, se muestra «Arquitectura B no soportada en la versión 1» con la explicación.</w:t>
       </w:r>
     </w:p>
     <w:p>
@@ -34893,7 +34999,7 @@
           <w:sz w:val="22"/>
           <w:szCs w:val="22"/>
         </w:rPr>
-        <w:t xml:space="preserve">Los scripts usan la variante de modelo embebido (RN-02).</w:t>
+        <w:t xml:space="preserve">Continuar al diagnóstico queda deshabilitado y no se crea ningún objeto en el cliente (RN-19).</w:t>
       </w:r>
     </w:p>
     <w:p>
@@ -34918,7 +35024,32 @@
           <w:sz w:val="22"/>
           <w:szCs w:val="22"/>
         </w:rPr>
-        <w:t xml:space="preserve">Se documenta qué funciones de E6 están disponibles en el modelo embebido (DAF, pregunta 17).</w:t>
+        <w:t xml:space="preserve">El cliente queda en UX-01 con estado «No soportado» y el motivo.</w:t>
+      </w:r>
+    </w:p>
+    <w:p>
+      <w:pPr>
+        <w:pStyle w:val="ListParagraph"/>
+        <w:numPr>
+          <w:ilvl w:val="0"/>
+          <w:numId w:val="1"/>
+        </w:numPr>
+        <w:spacing w:before="0" w:after="80" w:line="288" w:lineRule="auto"/>
+        <w:ind w:left="720" w:hanging="360"/>
+        <w:contextualSpacing/>
+        <w:jc w:val="both"/>
+        <w:rPr>
+          <w:color w:val="000000"/>
+          <w:sz w:val="22"/>
+        </w:rPr>
+      </w:pPr>
+      <w:r>
+        <w:rPr>
+          <w:rFonts w:ascii="Ubuntu" w:hAnsi="Ubuntu" w:cs="Ubuntu"/>
+          <w:sz w:val="22"/>
+          <w:szCs w:val="22"/>
+        </w:rPr>
+        <w:t xml:space="preserve">La detección queda en el registro de ejecuciones (RNF-Aud-01).</w:t>
       </w:r>
     </w:p>
     <w:p>
@@ -44657,7 +44788,7 @@
                 <w:sz w:val="21"/>
                 <w:szCs w:val="21"/>
               </w:rPr>
-              <w:t xml:space="preserve">Certificar la arquitectura B</w:t>
+              <w:t xml:space="preserve">Rechazar la arquitectura B en la versión 1</w:t>
             </w:r>
           </w:p>
         </w:tc>
@@ -44709,7 +44840,7 @@
                 <w:sz w:val="21"/>
                 <w:szCs w:val="21"/>
               </w:rPr>
-              <w:t xml:space="preserve">Media</w:t>
+              <w:t xml:space="preserve">Alta</w:t>
             </w:r>
           </w:p>
         </w:tc>
@@ -44735,7 +44866,7 @@
                 <w:sz w:val="21"/>
                 <w:szCs w:val="21"/>
               </w:rPr>
-              <w:t xml:space="preserve">8</w:t>
+              <w:t xml:space="preserve">2</w:t>
             </w:r>
           </w:p>
         </w:tc>
@@ -44761,7 +44892,7 @@
                 <w:sz w:val="21"/>
                 <w:szCs w:val="21"/>
               </w:rPr>
-              <w:t xml:space="preserve">RNF-Comp-01</w:t>
+              <w:t xml:space="preserve">RF-04, RNF-Comp-01</w:t>
             </w:r>
           </w:p>
         </w:tc>
@@ -45380,7 +45511,7 @@
                 <w:sz w:val="21"/>
                 <w:szCs w:val="21"/>
               </w:rPr>
-              <w:t xml:space="preserve">HU-06</w:t>
+              <w:t xml:space="preserve">HU-06, HU-57</w:t>
             </w:r>
           </w:p>
         </w:tc>
@@ -48425,31 +48556,6 @@
           <w:szCs w:val="22"/>
         </w:rPr>
         <w:t xml:space="preserve">HU-16 y HU-58: ambiente BW/4HANA con BPC 2021 modelo estándar y sus versiones exactas (DAF, pregunta 18).</w:t>
-      </w:r>
-    </w:p>
-    <w:p>
-      <w:pPr>
-        <w:pStyle w:val="ListParagraph"/>
-        <w:numPr>
-          <w:ilvl w:val="0"/>
-          <w:numId w:val="1"/>
-        </w:numPr>
-        <w:spacing w:before="0" w:after="80" w:line="288" w:lineRule="auto"/>
-        <w:ind w:left="720" w:hanging="360"/>
-        <w:contextualSpacing/>
-        <w:jc w:val="both"/>
-        <w:rPr>
-          <w:color w:val="000000"/>
-          <w:sz w:val="22"/>
-        </w:rPr>
-      </w:pPr>
-      <w:r>
-        <w:rPr>
-          <w:rFonts w:ascii="Ubuntu" w:hAnsi="Ubuntu" w:cs="Ubuntu"/>
-          <w:sz w:val="22"/>
-          <w:szCs w:val="22"/>
-        </w:rPr>
-        <w:t xml:space="preserve">HU-57: ambiente de arquitectura B; HU-39 a HU-41 en esa arquitectura dependen de la pregunta 17 del DAF.</w:t>
       </w:r>
     </w:p>
     <w:p>
